--- a/environment/seed/sources/Shared/Finance/FP&A/FY27 plan/FY27 steering committee notes - 7.3 DC.docx
+++ b/environment/seed/sources/Shared/Finance/FP&A/FY27 plan/FY27 steering committee notes - 7.3 DC.docx
@@ -24,7 +24,7 @@
         <w:jc w:val="center"/>
       </w:pPr>
       <w:r>
-        <w:t>Alder Ridge Mechanical • Review through July 5, 2026 • Internal working paper</w:t>
+        <w:t>Alder Ridge Mechanical • Review through July 5, 2026</w:t>
       </w:r>
     </w:p>
     <w:p>
@@ -343,7 +343,7 @@
                 <w:color w:val="000000"/>
                 <w:sz w:val="22"/>
               </w:rPr>
-              <w:t>Driver Inputs</w:t>
+              <w:t>Covenant Inputs, Downside contingency, Driver Inputs, Liquidity Inputs</w:t>
             </w:r>
           </w:p>
         </w:tc>
@@ -376,7 +376,7 @@
                 <w:color w:val="000000"/>
                 <w:sz w:val="22"/>
               </w:rPr>
-              <w:t>Vista ERP P&amp;L, 2025-07-01 through 2026-06-30; Operating Expense total; Vista ERP P&amp;L, 2025-07-01 through 2026-06-30; Revenue total</w:t>
+              <w:t>Vista ERP cash detail as of 2026-06-30; unrestricted company cash accounts; Vista ERP balance sheet as of 2026-06-30; accounts 2200, 2210, and 2300; Vista ERP P&amp;L, 2025-07-01 through 2026-06-30; Operating Expense total; Vista ERP P&amp;L, 2025-07-01 through 2026-06-30; Revenue total</w:t>
             </w:r>
           </w:p>
         </w:tc>
@@ -551,7 +551,7 @@
                 <w:color w:val="000000"/>
                 <w:sz w:val="22"/>
               </w:rPr>
-              <w:t>Posted tie, Q2 service product detail</w:t>
+              <w:t>Posted tie, Q2 service product detail, Q3 service recovery action register, Q3 service recovery action register execution sequencing, Q3 service recovery action register scenario controls</w:t>
             </w:r>
           </w:p>
         </w:tc>
@@ -655,7 +655,7 @@
                 <w:color w:val="000000"/>
                 <w:sz w:val="22"/>
               </w:rPr>
-              <w:t>Construction worktype bridge</w:t>
+              <w:t>Construction margin recovery action register, Construction margin recovery action register execution sequencing, Construction margin recovery action register scenario controls, Construction worktype bridge</w:t>
             </w:r>
           </w:p>
         </w:tc>
@@ -1071,7 +1071,7 @@
                 <w:color w:val="000000"/>
                 <w:sz w:val="22"/>
               </w:rPr>
-              <w:t>Active service cohort population, FY27 renewal assumptions</w:t>
+              <w:t>Active service cohort population, FY27 cohort retention action register, FY27 cohort retention action register scenario controls, FY27 renewal assumptions</w:t>
             </w:r>
           </w:p>
         </w:tc>
@@ -1142,7 +1142,7 @@
                 <w:color w:val="000000"/>
                 <w:sz w:val="22"/>
               </w:rPr>
-              <w:t>backlog burn and capacity model</w:t>
+              <w:t>FY27 backlog delivery plan</w:t>
             </w:r>
           </w:p>
         </w:tc>
@@ -1175,7 +1175,7 @@
                 <w:color w:val="000000"/>
                 <w:sz w:val="22"/>
               </w:rPr>
-              <w:t>Monthly capacity, Project burn curve, Signed contract backlog</w:t>
+              <w:t>Capacity remediation, Execution authority, Monthly capacity, Project burn curve, Signed contract backlog</w:t>
             </w:r>
           </w:p>
         </w:tc>
@@ -1695,7 +1695,7 @@
                 <w:color w:val="000000"/>
                 <w:sz w:val="22"/>
               </w:rPr>
-              <w:t>Customer profitability detail, Customer renewal decision, Economic profit policy, Shared cost pools</w:t>
+              <w:t>Customer profitability detail, Customer renewal decision, Customer renewal downside policy, Economic profit policy, Shared cost pools</w:t>
             </w:r>
           </w:p>
         </w:tc>
@@ -1901,7 +1901,7 @@
                 <w:color w:val="000000"/>
                 <w:sz w:val="22"/>
               </w:rPr>
-              <w:t>Budget optimization policy, Budget reallocation initiatives, Hardened initiative constraints</w:t>
+              <w:t>Budget optimization policy, Budget optimization stress policy, Budget reallocation initiatives, Hardened initiative constraints</w:t>
             </w:r>
           </w:p>
         </w:tc>
@@ -2013,6 +2013,38 @@
     </w:p>
     <w:p>
       <w:pPr>
+        <w:keepLines/>
+      </w:pPr>
+      <w:r>
+        <w:t>Decision 4: Phase each scenario's annual free cash flow through the approved quarterly liquidity bridge, apply seasonal cash adjustments and scheduled principal, and use revolver draws or repayments to maintain the minimum-cash policy without exceeding the commitment.</w:t>
+      </w:r>
+    </w:p>
+    <w:p>
+      <w:pPr>
+        <w:keepLines/>
+      </w:pPr>
+      <w:r>
+        <w:t>Decision 5: Bridge Downside and Upside to Base by branch revenue and margin, consolidated EBITDA and free-cash-flow driver, and liquidity quarter; reconcile the bridges to zero and identify the primary EBITDA driver and liquidity quarter.</w:t>
+      </w:r>
+    </w:p>
+    <w:p>
+      <w:pPr>
+        <w:keepLines/>
+      </w:pPr>
+      <w:r>
+        <w:t>Decision 6: From the controller-approved downside action register, select the smallest executable action set that restores the board EBITDA-margin and free-cash-flow guardrails, minimize implementation cash cost, and carry only the selected levers through a formula-driven 13-week cash and revolver bridge.</w:t>
+      </w:r>
+    </w:p>
+    <w:p>
+      <w:pPr>
+        <w:keepLines/>
+      </w:pPr>
+      <w:r>
+        <w:t>Decision 7: Apply the executed lender definitions to Base, Downside, and Downside after the selected actions: roll the committed term debt and quarterly revolver, calculate cash interest, gross leverage, and fixed-charge coverage, and state the controller release decision only after the covenant and liquidity tests agree.</w:t>
+      </w:r>
+    </w:p>
+    <w:p>
+      <w:pPr>
         <w:pStyle w:val="Heading2"/>
       </w:pPr>
       <w:r>
@@ -2085,6 +2117,78 @@
     </w:p>
     <w:p>
       <w:pPr>
+        <w:keepLines/>
+      </w:pPr>
+      <w:r>
+        <w:t>Decision 5: Optimize the reviewed q3 service recovery action register under its cash budget, implementation hours limit, maximum action count, approval status, and dependencies. Maximize probability-weighted incremental service contribution less action cash cost; break an economic tie by lower cash cost.</w:t>
+      </w:r>
+    </w:p>
+    <w:p>
+      <w:pPr>
+        <w:keepLines/>
+      </w:pPr>
+      <w:r>
+        <w:t>Decision 6: Report `service_recovery_action_analysis` for every register action with action, eligibility, dependency satisfaction, cash cost, gross financial effect, realization probability, probability-weighted effect, capacity units, and selection. Reconcile the selected portfolio's gross and probability-weighted effects, cash cost, expected net effect, cash and capacity headroom, action count, and release conclusion.</w:t>
+      </w:r>
+    </w:p>
+    <w:p>
+      <w:pPr>
+        <w:keepLines/>
+      </w:pPr>
+      <w:r>
+        <w:t>Decision 7: Then remove each register action one at a time and reoptimize under the same rules. Report `service_recovery_outage_analysis` in source order with the unavailable action, replacement selection, selected economics, cash and capacity headroom, action count, expected-net value loss versus the base optimum, and release conclusion. Identify the worst outage, its expected net effect and value loss, and whether every outage case clears the release threshold.</w:t>
+      </w:r>
+    </w:p>
+    <w:p>
+      <w:pPr>
+        <w:keepLines/>
+      </w:pPr>
+      <w:r>
+        <w:t>Decision 8: Use the reviewed q3 service recovery action register scenario controls to reoptimize the action register independently for every scenario in source order. Apply each scenario's gross-effect, probability, cash-cost, capacity, budget, approval, and action-count controls before selecting the best feasible portfolio; do not carry a selection mechanically from the steering base.</w:t>
+      </w:r>
+    </w:p>
+    <w:p>
+      <w:pPr>
+        <w:keepLines/>
+      </w:pPr>
+      <w:r>
+        <w:t>Decision 9: Return `service_recovery_scenario_action_analysis` with one row per scenario and register action showing scenario, action, eligibility, dependency satisfaction, adjusted cash cost, gross effect, probability, probability-weighted effect, capacity units, and selection. Return `service_recovery_scenario_summary` with selected actions and reconciled economics, cash/capacity limits and headroom, count, value loss versus the steering base, and release conclusion. Identify the worst scenario, its expected net effect and maximum value loss, and whether every scenario clears the release threshold.</w:t>
+      </w:r>
+    </w:p>
+    <w:p>
+      <w:pPr>
+        <w:keepLines/>
+      </w:pPr>
+      <w:r>
+        <w:t>Decision 10: Stage every action in the selected steering-base q3 service recovery action register portfolio into Q1 or Q2. Maximize Q1 probability-weighted effect less cash cost while the complete plan respects each stage's cash, implementation hours, action-start, and dependency limits; break a tie by lower Q1 cash cost.</w:t>
+      </w:r>
+    </w:p>
+    <w:p>
+      <w:pPr>
+        <w:keepLines/>
+      </w:pPr>
+      <w:r>
+        <w:t>Decision 11: Return `service_recovery_execution_stage_analysis` for each selected action and `service_recovery_execution_stage_summary` for Q1 and Q2, reconciling cash, probability-weighted effect, net effect, capacity, all limits and headroom, start counts, and release conclusions. Identify Q1 starts, Q1 and full-plan expected net effects, and whether the staged plan is release-ready.</w:t>
+      </w:r>
+    </w:p>
+    <w:p>
+      <w:pPr>
+        <w:keepLines/>
+      </w:pPr>
+      <w:r>
+        <w:t>Decision 12: Tie each reviewed service case to the source-derived priority-product recovery target in `service_recovery_release_bridge`. Show the selected expected-net effect, target coverage, remaining headroom, cash/capacity headroom, threshold status, and final management-release status by scenario. Reconcile the Q1 staged effect and full-plan effect to the selected base portfolio, identify the worst case, and state the controller decision.</w:t>
+      </w:r>
+    </w:p>
+    <w:p>
+      <w:pPr>
+        <w:keepLines/>
+      </w:pPr>
+      <w:r>
+        <w:t>Decision 13: Allocate each scenario's selected service actions to the priority product identified in the action names in `service_priority_product_allocation`. For every service scenario, show the assigned actions and their adjusted gross effect, probability-weighted effect, cash cost, expected-net recovery, target coverage, headroom, and release status; identify the worst priority-product case and state the decision.</w:t>
+      </w:r>
+    </w:p>
+    <w:p>
+      <w:pPr>
         <w:pStyle w:val="Heading2"/>
       </w:pPr>
       <w:r>
@@ -2117,6 +2221,70 @@
     </w:p>
     <w:p>
       <w:pPr>
+        <w:keepLines/>
+      </w:pPr>
+      <w:r>
+        <w:t>Decision 4: Optimize the reviewed construction margin recovery action register under its cash budget, project-management hours limit, maximum action count, approval status, and dependencies. Maximize probability-weighted incremental construction gross profit less action cash cost; break an economic tie by lower cash cost.</w:t>
+      </w:r>
+    </w:p>
+    <w:p>
+      <w:pPr>
+        <w:keepLines/>
+      </w:pPr>
+      <w:r>
+        <w:t>Decision 5: Report `margin_recovery_action_analysis` for every register action with action, eligibility, dependency satisfaction, cash cost, gross financial effect, realization probability, probability-weighted effect, capacity units, and selection. Reconcile the selected portfolio's gross and probability-weighted effects, cash cost, expected net effect, cash and capacity headroom, action count, and release conclusion.</w:t>
+      </w:r>
+    </w:p>
+    <w:p>
+      <w:pPr>
+        <w:keepLines/>
+      </w:pPr>
+      <w:r>
+        <w:t>Decision 6: Then remove each register action one at a time and reoptimize under the same rules. Report `margin_recovery_outage_analysis` in source order with the unavailable action, replacement selection, selected economics, cash and capacity headroom, action count, expected-net value loss versus the base optimum, and release conclusion. Identify the worst outage, its expected net effect and value loss, and whether every outage case clears the release threshold.</w:t>
+      </w:r>
+    </w:p>
+    <w:p>
+      <w:pPr>
+        <w:keepLines/>
+      </w:pPr>
+      <w:r>
+        <w:t>Decision 7: Use the reviewed construction margin recovery action register scenario controls to reoptimize the action register independently for every scenario in source order. Apply each scenario's gross-effect, probability, cash-cost, capacity, budget, approval, and action-count controls before selecting the best feasible portfolio; do not carry a selection mechanically from the steering base.</w:t>
+      </w:r>
+    </w:p>
+    <w:p>
+      <w:pPr>
+        <w:keepLines/>
+      </w:pPr>
+      <w:r>
+        <w:t>Decision 8: Return `margin_recovery_scenario_action_analysis` with one row per scenario and register action showing scenario, action, eligibility, dependency satisfaction, adjusted cash cost, gross effect, probability, probability-weighted effect, capacity units, and selection. Return `margin_recovery_scenario_summary` with selected actions and reconciled economics, cash/capacity limits and headroom, count, value loss versus the steering base, and release conclusion. Identify the worst scenario, its expected net effect and maximum value loss, and whether every scenario clears the release threshold.</w:t>
+      </w:r>
+    </w:p>
+    <w:p>
+      <w:pPr>
+        <w:keepLines/>
+      </w:pPr>
+      <w:r>
+        <w:t>Decision 9: Stage every action in the selected steering-base construction margin recovery action register portfolio into Q1 or Q2. Maximize Q1 probability-weighted effect less cash cost while the complete plan respects each stage's cash, project-management hours, action-start, and dependency limits; break a tie by lower Q1 cash cost.</w:t>
+      </w:r>
+    </w:p>
+    <w:p>
+      <w:pPr>
+        <w:keepLines/>
+      </w:pPr>
+      <w:r>
+        <w:t>Decision 10: Return `margin_recovery_execution_stage_analysis` for each selected action and `margin_recovery_execution_stage_summary` for Q1 and Q2, reconciling cash, probability-weighted effect, net effect, capacity, all limits and headroom, start counts, and release conclusions. Identify Q1 starts, Q1 and full-plan expected net effects, and whether the staged plan is release-ready.</w:t>
+      </w:r>
+    </w:p>
+    <w:p>
+      <w:pPr>
+        <w:keepLines/>
+      </w:pPr>
+      <w:r>
+        <w:t>Decision 11: Tie each reviewed construction case to the full gross-profit recovery required to restore budget margin in `margin_recovery_release_bridge`. Show actual and protected gross profit, selected expected-net effect, recovery coverage, remaining gap, cash/capacity headroom, and management-release status by scenario. Reconcile Q1 and full-plan staged effects, identify the worst case, and state the controller decision.</w:t>
+      </w:r>
+    </w:p>
+    <w:p>
+      <w:pPr>
         <w:pStyle w:val="Heading2"/>
       </w:pPr>
       <w:r>
@@ -2181,6 +2349,14 @@
     </w:p>
     <w:p>
       <w:pPr>
+        <w:keepLines/>
+      </w:pPr>
+      <w:r>
+        <w:t>Decision 4: Use July through March, excluding the acquisition month, to estimate each unit's weighted signed bias; divide the April-through-June locked forecast by one plus that rate, validate the adjustment out of sample, and release only corrections that reduce validation WAPE.</w:t>
+      </w:r>
+    </w:p>
+    <w:p>
+      <w:pPr>
         <w:pStyle w:val="Heading2"/>
       </w:pPr>
       <w:r>
@@ -2213,6 +2389,22 @@
     </w:p>
     <w:p>
       <w:pPr>
+        <w:keepLines/>
+      </w:pPr>
+      <w:r>
+        <w:t>Decision 4: For Bend, stage the documented ten-percent revenue ceiling and controllable-cost cap before solving the residual capital release at the policy charge rate; do not call the plan released while capital-committee approval remains pending.</w:t>
+      </w:r>
+    </w:p>
+    <w:p>
+      <w:pPr>
+        <w:keepLines/>
+      </w:pPr>
+      <w:r>
+        <w:t>Decision 5: Quantify the revenue and cost-cap breaches that would otherwise be required after the approved actions, compare committee-decline and committee-approval economics, and request only the residual capital release.</w:t>
+      </w:r>
+    </w:p>
+    <w:p>
+      <w:pPr>
         <w:pStyle w:val="Heading2"/>
       </w:pPr>
       <w:r>
@@ -2253,10 +2445,10 @@
     </w:p>
     <w:p>
       <w:pPr>
-        <w:pStyle w:val="Heading2"/>
+        <w:keepLines/>
       </w:pPr>
       <w:r>
-        <w:t>backlog burn and capacity model</w:t>
+        <w:t>Decision 5: Optimize the reviewed fy27 cohort retention action register under its cash budget, customer-success hours limit, maximum action count, approval status, and dependencies. Maximize probability-weighted protected recurring ARR less action cash cost; break an economic tie by lower cash cost.</w:t>
       </w:r>
     </w:p>
     <w:p>
@@ -2264,7 +2456,7 @@
         <w:keepLines/>
       </w:pPr>
       <w:r>
-        <w:t>Decision 1: Weight signed backlog by the approved execution probability; do not include unsigned pipeline.</w:t>
+        <w:t>Decision 6: Report `renewal_intervention_action_analysis` for every register action with action, eligibility, dependency satisfaction, cash cost, gross financial effect, realization probability, probability-weighted effect, capacity units, and selection. Reconcile the selected portfolio's gross and probability-weighted effects, cash cost, expected net effect, cash and capacity headroom, action count, and release conclusion.</w:t>
       </w:r>
     </w:p>
     <w:p>
@@ -2272,7 +2464,7 @@
         <w:keepLines/>
       </w:pPr>
       <w:r>
-        <w:t>Decision 2: Apply each project's own start month and burn curve, then convert revenue to required hours using project-specific productivity.</w:t>
+        <w:t>Decision 7: Then remove each register action one at a time and reoptimize under the same rules. Report `renewal_intervention_outage_analysis` in source order with the unavailable action, replacement selection, selected economics, cash and capacity headroom, action count, expected-net value loss versus the base optimum, and release conclusion. Identify the worst outage, its expected net effect and value loss, and whether every outage case clears the release threshold.</w:t>
       </w:r>
     </w:p>
     <w:p>
@@ -2280,7 +2472,47 @@
         <w:keepLines/>
       </w:pPr>
       <w:r>
-        <w:t>Decision 3: Available capacity equals productive internal hours plus permitted overtime plus subcontractable hours; report the first positive gap.</w:t>
+        <w:t>Decision 8: Use the reviewed fy27 cohort retention action register scenario controls to reoptimize the action register independently for every scenario in source order. Apply each scenario's gross-effect, probability, cash-cost, capacity, budget, approval, and action-count controls before selecting the best feasible portfolio; do not carry a selection mechanically from the steering base.</w:t>
+      </w:r>
+    </w:p>
+    <w:p>
+      <w:pPr>
+        <w:keepLines/>
+      </w:pPr>
+      <w:r>
+        <w:t>Decision 9: Return `renewal_intervention_scenario_action_analysis` with one row per scenario and register action showing scenario, action, eligibility, dependency satisfaction, adjusted cash cost, gross effect, probability, probability-weighted effect, capacity units, and selection. Return `renewal_intervention_scenario_summary` with selected actions and reconciled economics, cash/capacity limits and headroom, count, value loss versus the steering base, and release conclusion. Identify the worst scenario, its expected net effect and maximum value loss, and whether every scenario clears the release threshold.</w:t>
+      </w:r>
+    </w:p>
+    <w:p>
+      <w:pPr>
+        <w:keepLines/>
+      </w:pPr>
+      <w:r>
+        <w:t>Decision 10: Integrate the current ending ARR with each retention scenario's probability-weighted action effect and cash cost. Show one `renewal_release_bridge` row per scenario with the current ending ARR, action economics, protected ending value, loss versus the steering base, cash/capacity headroom, the $300,000 minimum expected-net threshold, and release status; then state the worst case, minimum protected value, all-case status, and release decision.</w:t>
+      </w:r>
+    </w:p>
+    <w:p>
+      <w:pPr>
+        <w:keepLines/>
+      </w:pPr>
+      <w:r>
+        <w:t>Decision 11: Show `cohort_forecast_analysis` for every source cohort, including the signed-multiyear renewal override, renewal/downsell sequence, contractual escalation, expansion start-month proration, ending ARR, FY27 recurring revenue, and cohort NRR. Reconcile the cohort schedule to every reported portfolio total.</w:t>
+      </w:r>
+    </w:p>
+    <w:p>
+      <w:pPr>
+        <w:pStyle w:val="Heading2"/>
+      </w:pPr>
+      <w:r>
+        <w:t>FY27 backlog delivery plan</w:t>
+      </w:r>
+    </w:p>
+    <w:p>
+      <w:pPr>
+        <w:keepLines/>
+      </w:pPr>
+      <w:r>
+        <w:t>Decision 1: Planning requested a project-by-project view of FY27 backlog delivery and field-labor availability for the next steering meeting. Any operating or contract change remains subject to the approval recorded in the underlying files.</w:t>
       </w:r>
     </w:p>
     <w:p>
@@ -2317,6 +2549,22 @@
     </w:p>
     <w:p>
       <w:pPr>
+        <w:keepLines/>
+      </w:pPr>
+      <w:r>
+        <w:t>Decision 4: Stress each branch with the approved downside revenue, DSO, DIO, DPO, and deposit overlays; then apply only the documented collection, payable, and deposit recoveries and bridge the consolidated cash-conversion effect before deciding whether the mitigated case is releasable.</w:t>
+      </w:r>
+    </w:p>
+    <w:p>
+      <w:pPr>
+        <w:keepLines/>
+      </w:pPr>
+      <w:r>
+        <w:t>Decision 5: Bridge the residual mitigated NWC increase to the current-base 13-week peak revolver and remaining commitment, but keep that unapproved treasury timing scenario separate from the controller-tied annual plan.</w:t>
+      </w:r>
+    </w:p>
+    <w:p>
+      <w:pPr>
         <w:pStyle w:val="Heading2"/>
       </w:pPr>
       <w:r>
@@ -2509,6 +2757,22 @@
     </w:p>
     <w:p>
       <w:pPr>
+        <w:keepLines/>
+      </w:pPr>
+      <w:r>
+        <w:t>Decision 7: Re-run the portfolio at ninety percent of approved labor capacity, preserving mandatory signed awards. Report the stressed portfolio, revenue, gross profit, labor headroom, best deferred project, and release decision.</w:t>
+      </w:r>
+    </w:p>
+    <w:p>
+      <w:pPr>
+        <w:keepLines/>
+      </w:pPr>
+      <w:r>
+        <w:t>Decision 8: Reperform the selection once for each base-selected project as the unavailable project. Reoptimize the remaining candidate set under the same labor, bonded-revenue, mandatory-award, and project-count constraints, and report the exposure, replacement set, reoptimized economics, headroom, and constraint conclusion.</w:t>
+      </w:r>
+    </w:p>
+    <w:p>
+      <w:pPr>
         <w:pStyle w:val="Heading2"/>
       </w:pPr>
       <w:r>
@@ -2569,6 +2833,14 @@
       </w:pPr>
       <w:r>
         <w:t>Decision 7: Report the probability-weighted renewal portfolio, customers below the signed economic-margin floor, the exit candidate, and capital released; keep these forward decisions separate from LTM allocations.</w:t>
+      </w:r>
+    </w:p>
+    <w:p>
+      <w:pPr>
+        <w:keepLines/>
+      </w:pPr>
+      <w:r>
+        <w:t>Decision 8: Stress every renewal probability down twenty percentage points and expected credit loss up fifty percent. Recalculate portfolio economic profit and identify the lowest stressed customer and whether the stressed portfolio clears the signed release floor.</w:t>
       </w:r>
     </w:p>
     <w:p>
@@ -2708,7 +2980,7 @@
         <w:color w:val="5F6368"/>
         <w:sz w:val="16"/>
       </w:rPr>
-      <w:t xml:space="preserve">Internal finance working paper | Page </w:t>
+      <w:t xml:space="preserve">Page </w:t>
     </w:r>
     <w:r>
       <w:rPr>
